--- a/Docs a Entregar/Iru Borredá Bin - Memoria_TFG - online.docx
+++ b/Docs a Entregar/Iru Borredá Bin - Memoria_TFG - online.docx
@@ -3581,7 +3581,7 @@
         </w:rPr>
         <w:lastRenderedPageBreak/>
         <w:drawing>
-          <wp:anchor distT="0" distB="0" distL="114300" distR="114300" simplePos="0" relativeHeight="251659264" behindDoc="0" locked="0" layoutInCell="1" allowOverlap="1" wp14:anchorId="113C6612" wp14:editId="3797D23F">
+          <wp:anchor distT="0" distB="0" distL="114300" distR="114300" simplePos="0" relativeHeight="251658240" behindDoc="0" locked="0" layoutInCell="1" allowOverlap="1" wp14:anchorId="113C6612" wp14:editId="3797D23F">
             <wp:simplePos x="0" y="0"/>
             <wp:positionH relativeFrom="column">
               <wp:posOffset>88265</wp:posOffset>
@@ -3806,7 +3806,7 @@
           <w:lang w:val="en-US"/>
         </w:rPr>
         <w:drawing>
-          <wp:anchor distT="0" distB="0" distL="114300" distR="114300" simplePos="0" relativeHeight="251658240" behindDoc="0" locked="0" layoutInCell="1" allowOverlap="1" wp14:anchorId="0A98FE25" wp14:editId="4AACF921">
+          <wp:anchor distT="0" distB="0" distL="114300" distR="114300" simplePos="0" relativeHeight="251657216" behindDoc="0" locked="0" layoutInCell="1" allowOverlap="1" wp14:anchorId="0A98FE25" wp14:editId="4AACF921">
             <wp:simplePos x="0" y="0"/>
             <wp:positionH relativeFrom="column">
               <wp:posOffset>-167005</wp:posOffset>
@@ -4161,16 +4161,7 @@
                 <w:rFonts w:ascii="Arial" w:hAnsi="Arial" w:cs="Arial"/>
                 <w:color w:val="000000" w:themeColor="text1"/>
               </w:rPr>
-              <w:t>pilar sobr</w:t>
-            </w:r>
-            <w:bookmarkStart w:id="6" w:name="_GoBack"/>
-            <w:bookmarkEnd w:id="6"/>
-            <w:r>
-              <w:rPr>
-                <w:rFonts w:ascii="Arial" w:hAnsi="Arial" w:cs="Arial"/>
-                <w:color w:val="000000" w:themeColor="text1"/>
-              </w:rPr>
-              <w:t>e el que toda la interacción en el front-end de la web tomará lugar, al igual que abrir el puente de comunicación con el archivo php</w:t>
+              <w:t>pilar sobre el que toda la interacción en el front-end de la web tomará lugar, al igual que abrir el puente de comunicación con el archivo php</w:t>
             </w:r>
             <w:r>
               <w:rPr>
@@ -4740,7 +4731,6 @@
               <w:jc w:val="both"/>
               <w:rPr>
                 <w:noProof/>
-                <w:lang w:val="en-US"/>
               </w:rPr>
             </w:pPr>
             <w:r>
@@ -4921,12 +4911,12 @@
         <w:pStyle w:val="Ttulo"/>
         <w:outlineLvl w:val="0"/>
       </w:pPr>
-      <w:bookmarkStart w:id="7" w:name="_Toc224730708"/>
+      <w:bookmarkStart w:id="6" w:name="_Toc224730708"/>
       <w:r>
         <w:lastRenderedPageBreak/>
         <w:t>METODOLOGÍA</w:t>
       </w:r>
-      <w:bookmarkEnd w:id="7"/>
+      <w:bookmarkEnd w:id="6"/>
       <w:r>
         <w:t xml:space="preserve"> (TO DO)</w:t>
       </w:r>
@@ -5145,6 +5135,31 @@
           <w:color w:val="000000" w:themeColor="text1"/>
         </w:rPr>
       </w:pPr>
+      <w:hyperlink r:id="rId25" w:history="1">
+        <w:r>
+          <w:rPr>
+            <w:rStyle w:val="Hipervnculo"/>
+            <w:rFonts w:ascii="Arial" w:hAnsi="Arial" w:cs="Arial"/>
+            <w:b/>
+            <w:bCs/>
+          </w:rPr>
+          <w:t>https://github.com/iru-borreda-bin/proyecto-daw-2025-2026</w:t>
+        </w:r>
+      </w:hyperlink>
+      <w:bookmarkStart w:id="7" w:name="_GoBack"/>
+      <w:bookmarkEnd w:id="7"/>
+    </w:p>
+    <w:p>
+      <w:pPr>
+        <w:spacing w:line="360" w:lineRule="auto"/>
+        <w:jc w:val="both"/>
+        <w:rPr>
+          <w:rFonts w:ascii="Arial" w:hAnsi="Arial" w:cs="Arial"/>
+          <w:b/>
+          <w:bCs/>
+          <w:color w:val="000000" w:themeColor="text1"/>
+        </w:rPr>
+      </w:pPr>
     </w:p>
     <w:p>
       <w:pPr>
@@ -5418,7 +5433,7 @@
         </w:rPr>
         <w:t xml:space="preserve"> Recuperado de </w:t>
       </w:r>
-      <w:hyperlink r:id="rId25" w:history="1">
+      <w:hyperlink r:id="rId26" w:history="1">
         <w:r>
           <w:rPr>
             <w:rStyle w:val="Hipervnculo"/>
@@ -5510,7 +5525,7 @@
         </w:rPr>
         <w:t xml:space="preserve">Recuperado de </w:t>
       </w:r>
-      <w:hyperlink r:id="rId26" w:history="1">
+      <w:hyperlink r:id="rId27" w:history="1">
         <w:r>
           <w:rPr>
             <w:rStyle w:val="Hipervnculo"/>
@@ -5532,8 +5547,8 @@
       </w:pPr>
     </w:p>
     <w:sectPr>
-      <w:headerReference w:type="default" r:id="rId27"/>
-      <w:footerReference w:type="default" r:id="rId28"/>
+      <w:headerReference w:type="default" r:id="rId28"/>
+      <w:footerReference w:type="default" r:id="rId29"/>
       <w:type w:val="continuous"/>
       <w:pgSz w:w="11906" w:h="16838"/>
       <w:pgMar w:top="1440" w:right="1440" w:bottom="1440" w:left="1440" w:header="720" w:footer="720" w:gutter="0"/>
@@ -5752,7 +5767,7 @@
               <w:sz w:val="18"/>
               <w:szCs w:val="18"/>
             </w:rPr>
-            <w:t>14</w:t>
+            <w:t>15</w:t>
           </w:r>
           <w:r>
             <w:rPr>
@@ -7716,7 +7731,7 @@
     <w:sig w:usb0="E1002EFF" w:usb1="C000605B" w:usb2="00000029" w:usb3="00000000" w:csb0="000101FF" w:csb1="00000000"/>
   </w:font>
   <w:font w:name="MS Mincho">
-    <w:altName w:val="Yu Gothic UI"/>
+    <w:altName w:val="ＭＳ 明朝"/>
     <w:panose1 w:val="02020609040205080304"/>
     <w:charset w:val="80"/>
     <w:family w:val="modern"/>
@@ -7751,6 +7766,7 @@
     <w:rsidRoot w:val="00CC650D"/>
     <w:rsid w:val="001977BE"/>
     <w:rsid w:val="007C5FE0"/>
+    <w:rsid w:val="00877D28"/>
     <w:rsid w:val="00954439"/>
     <w:rsid w:val="00B7252B"/>
     <w:rsid w:val="00CC650D"/>
@@ -8496,6 +8512,26 @@
 </file>
 
 <file path=customXml/item1.xml><?xml version="1.0" encoding="utf-8"?>
+<p:properties xmlns:p="http://schemas.microsoft.com/office/2006/metadata/properties" xmlns:xsi="http://www.w3.org/2001/XMLSchema-instance" xmlns:pc="http://schemas.microsoft.com/office/infopath/2007/PartnerControls">
+  <documentManagement>
+    <TaxCatchAll xmlns="59390006-c430-45d0-b76a-cc9d620cdd55" xsi:nil="true"/>
+    <lcf76f155ced4ddcb4097134ff3c332f xmlns="439adc47-72d5-4f73-991c-913beebc2c9a">
+      <Terms xmlns="http://schemas.microsoft.com/office/infopath/2007/PartnerControls"/>
+    </lcf76f155ced4ddcb4097134ff3c332f>
+  </documentManagement>
+</p:properties>
+</file>
+
+<file path=customXml/item2.xml><?xml version="1.0" encoding="utf-8"?>
+<?mso-contentType ?>
+<FormTemplates xmlns="http://schemas.microsoft.com/sharepoint/v3/contenttype/forms">
+  <Display>DocumentLibraryForm</Display>
+  <Edit>DocumentLibraryForm</Edit>
+  <New>DocumentLibraryForm</New>
+</FormTemplates>
+</file>
+
+<file path=customXml/item3.xml><?xml version="1.0" encoding="utf-8"?>
 <ct:contentTypeSchema xmlns:ct="http://schemas.microsoft.com/office/2006/metadata/contentType" xmlns:ma="http://schemas.microsoft.com/office/2006/metadata/properties/metaAttributes" ct:_="" ma:_="" ma:contentTypeName="Documento" ma:contentTypeID="0x0101008CD8C293B1B33442A2596F7F4EB4F7DA" ma:contentTypeVersion="13" ma:contentTypeDescription="Crear nuevo documento." ma:contentTypeScope="" ma:versionID="3fff2a8d346b842f093bb3701a245707">
   <xsd:schema xmlns:xsd="http://www.w3.org/2001/XMLSchema" xmlns:xs="http://www.w3.org/2001/XMLSchema" xmlns:p="http://schemas.microsoft.com/office/2006/metadata/properties" xmlns:ns2="439adc47-72d5-4f73-991c-913beebc2c9a" xmlns:ns3="59390006-c430-45d0-b76a-cc9d620cdd55" targetNamespace="http://schemas.microsoft.com/office/2006/metadata/properties" ma:root="true" ma:fieldsID="1598023d093cbc92eb58db4e954047a9" ns2:_="" ns3:_="">
     <xsd:import namespace="439adc47-72d5-4f73-991c-913beebc2c9a"/>
@@ -8718,31 +8754,30 @@
 </ct:contentTypeSchema>
 </file>
 
-<file path=customXml/item2.xml><?xml version="1.0" encoding="utf-8"?>
-<?mso-contentType ?>
-<FormTemplates xmlns="http://schemas.microsoft.com/sharepoint/v3/contenttype/forms">
-  <Display>DocumentLibraryForm</Display>
-  <Edit>DocumentLibraryForm</Edit>
-  <New>DocumentLibraryForm</New>
-</FormTemplates>
-</file>
-
-<file path=customXml/item3.xml><?xml version="1.0" encoding="utf-8"?>
-<p:properties xmlns:p="http://schemas.microsoft.com/office/2006/metadata/properties" xmlns:xsi="http://www.w3.org/2001/XMLSchema-instance" xmlns:pc="http://schemas.microsoft.com/office/infopath/2007/PartnerControls">
-  <documentManagement>
-    <TaxCatchAll xmlns="59390006-c430-45d0-b76a-cc9d620cdd55" xsi:nil="true"/>
-    <lcf76f155ced4ddcb4097134ff3c332f xmlns="439adc47-72d5-4f73-991c-913beebc2c9a">
-      <Terms xmlns="http://schemas.microsoft.com/office/infopath/2007/PartnerControls"/>
-    </lcf76f155ced4ddcb4097134ff3c332f>
-  </documentManagement>
-</p:properties>
-</file>
-
 <file path=customXml/item4.xml><?xml version="1.0" encoding="utf-8"?>
 <b:Sources xmlns:b="http://schemas.openxmlformats.org/officeDocument/2006/bibliography" xmlns="http://schemas.openxmlformats.org/officeDocument/2006/bibliography" SelectedStyle="\APASixthEditionOfficeOnline.xsl" StyleName="APA" Version="6"/>
 </file>
 
 <file path=customXml/itemProps1.xml><?xml version="1.0" encoding="utf-8"?>
+<ds:datastoreItem xmlns:ds="http://schemas.openxmlformats.org/officeDocument/2006/customXml" ds:itemID="{BCDA797D-315A-42FB-BB9A-CCFA3A760578}">
+  <ds:schemaRefs>
+    <ds:schemaRef ds:uri="http://schemas.microsoft.com/office/2006/metadata/properties"/>
+    <ds:schemaRef ds:uri="http://schemas.microsoft.com/office/infopath/2007/PartnerControls"/>
+    <ds:schemaRef ds:uri="59390006-c430-45d0-b76a-cc9d620cdd55"/>
+    <ds:schemaRef ds:uri="439adc47-72d5-4f73-991c-913beebc2c9a"/>
+  </ds:schemaRefs>
+</ds:datastoreItem>
+</file>
+
+<file path=customXml/itemProps2.xml><?xml version="1.0" encoding="utf-8"?>
+<ds:datastoreItem xmlns:ds="http://schemas.openxmlformats.org/officeDocument/2006/customXml" ds:itemID="{42E3C8EC-5B10-45B3-8E97-FBD6324B8BB9}">
+  <ds:schemaRefs>
+    <ds:schemaRef ds:uri="http://schemas.microsoft.com/sharepoint/v3/contenttype/forms"/>
+  </ds:schemaRefs>
+</ds:datastoreItem>
+</file>
+
+<file path=customXml/itemProps3.xml><?xml version="1.0" encoding="utf-8"?>
 <ds:datastoreItem xmlns:ds="http://schemas.openxmlformats.org/officeDocument/2006/customXml" ds:itemID="{B56C9B97-3894-4B38-A6AD-295A7F0C1DBC}">
   <ds:schemaRefs>
     <ds:schemaRef ds:uri="http://schemas.microsoft.com/office/2006/metadata/contentType"/>
@@ -8761,27 +8796,8 @@
 </ds:datastoreItem>
 </file>
 
-<file path=customXml/itemProps2.xml><?xml version="1.0" encoding="utf-8"?>
-<ds:datastoreItem xmlns:ds="http://schemas.openxmlformats.org/officeDocument/2006/customXml" ds:itemID="{42E3C8EC-5B10-45B3-8E97-FBD6324B8BB9}">
-  <ds:schemaRefs>
-    <ds:schemaRef ds:uri="http://schemas.microsoft.com/sharepoint/v3/contenttype/forms"/>
-  </ds:schemaRefs>
-</ds:datastoreItem>
-</file>
-
-<file path=customXml/itemProps3.xml><?xml version="1.0" encoding="utf-8"?>
-<ds:datastoreItem xmlns:ds="http://schemas.openxmlformats.org/officeDocument/2006/customXml" ds:itemID="{BCDA797D-315A-42FB-BB9A-CCFA3A760578}">
-  <ds:schemaRefs>
-    <ds:schemaRef ds:uri="http://schemas.microsoft.com/office/2006/metadata/properties"/>
-    <ds:schemaRef ds:uri="http://schemas.microsoft.com/office/infopath/2007/PartnerControls"/>
-    <ds:schemaRef ds:uri="59390006-c430-45d0-b76a-cc9d620cdd55"/>
-    <ds:schemaRef ds:uri="439adc47-72d5-4f73-991c-913beebc2c9a"/>
-  </ds:schemaRefs>
-</ds:datastoreItem>
-</file>
-
 <file path=customXml/itemProps4.xml><?xml version="1.0" encoding="utf-8"?>
-<ds:datastoreItem xmlns:ds="http://schemas.openxmlformats.org/officeDocument/2006/customXml" ds:itemID="{B1A7BBE0-D1BD-495E-89B7-715208FF1A4C}">
+<ds:datastoreItem xmlns:ds="http://schemas.openxmlformats.org/officeDocument/2006/customXml" ds:itemID="{7723A97E-B239-4B7D-A129-5177B9E5031E}">
   <ds:schemaRefs>
     <ds:schemaRef ds:uri="http://schemas.openxmlformats.org/officeDocument/2006/bibliography"/>
   </ds:schemaRefs>
